--- a/Manuel_Utilisation_GS-RH_DGRAD.docx
+++ b/Manuel_Utilisation_GS-RH_DGRAD.docx
@@ -238,7 +238,7 @@
           </mc:Choice>
           <mc:Fallback>
             <w:pict>
-              <v:oval w14:anchorId="4CE9B587" id="Ellipse 4" o:spid="_x0000_s1026" style="position:absolute;margin-left:178.6pt;margin-top:28.35pt;width:112.7pt;height:94.05pt;z-index:251658752;visibility:visible;mso-wrap-style:square;mso-width-percent:0;mso-height-percent:0;mso-wrap-distance-left:9pt;mso-wrap-distance-top:0;mso-wrap-distance-right:9pt;mso-wrap-distance-bottom:0;mso-position-horizontal:absolute;mso-position-horizontal-relative:text;mso-position-vertical:absolute;mso-position-vertical-relative:text;mso-width-percent:0;mso-height-percent:0;mso-width-relative:margin;mso-height-relative:margin;v-text-anchor:middle" o:gfxdata="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" fillcolor="white [3212]" stroked="f"/>
+              <v:oval w14:anchorId="49DA75D5" id="Ellipse 4" o:spid="_x0000_s1026" style="position:absolute;margin-left:178.6pt;margin-top:28.35pt;width:112.7pt;height:94.05pt;z-index:251658752;visibility:visible;mso-wrap-style:square;mso-width-percent:0;mso-height-percent:0;mso-wrap-distance-left:9pt;mso-wrap-distance-top:0;mso-wrap-distance-right:9pt;mso-wrap-distance-bottom:0;mso-position-horizontal:absolute;mso-position-horizontal-relative:text;mso-position-vertical:absolute;mso-position-vertical-relative:text;mso-width-percent:0;mso-height-percent:0;mso-width-relative:margin;mso-height-relative:margin;v-text-anchor:middle" o:gfxdata="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" fillcolor="white [3212]" stroked="f"/>
             </w:pict>
           </mc:Fallback>
         </mc:AlternateContent>
@@ -344,7 +344,7 @@
           </mc:Choice>
           <mc:Fallback>
             <w:pict>
-              <v:roundrect w14:anchorId="60A2B42B" id="Rectangle : coins arrondis 3" o:spid="_x0000_s1026" style="position:absolute;margin-left:-19.75pt;margin-top:4.15pt;width:509.6pt;height:167.45pt;z-index:-251670016;visibility:visible;mso-wrap-style:square;mso-height-percent:0;mso-wrap-distance-left:9pt;mso-wrap-distance-top:0;mso-wrap-distance-right:9pt;mso-wrap-distance-bottom:0;mso-position-horizontal:absolute;mso-position-horizontal-relative:text;mso-position-vertical:absolute;mso-position-vertical-relative:text;mso-height-percent:0;mso-height-relative:margin;v-text-anchor:middle" arcsize="2834f" o:gfxdata="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" fillcolor="#002060" stroked="f">
+              <v:roundrect w14:anchorId="2E50265F" id="Rectangle : coins arrondis 3" o:spid="_x0000_s1026" style="position:absolute;margin-left:-19.75pt;margin-top:4.15pt;width:509.6pt;height:167.45pt;z-index:-251670016;visibility:visible;mso-wrap-style:square;mso-height-percent:0;mso-wrap-distance-left:9pt;mso-wrap-distance-top:0;mso-wrap-distance-right:9pt;mso-wrap-distance-bottom:0;mso-position-horizontal:absolute;mso-position-horizontal-relative:text;mso-position-vertical:absolute;mso-position-vertical-relative:text;mso-height-percent:0;mso-height-relative:margin;v-text-anchor:middle" arcsize="2834f" o:gfxdata="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" fillcolor="#002060" stroked="f">
                 <v:shadow on="t" color="black" opacity="22937f" origin=",.5" offset="0,.63889mm"/>
               </v:roundrect>
             </w:pict>
@@ -374,25 +374,6 @@
     </w:p>
     <w:p>
       <w:pPr>
-        <w:spacing w:after="0" w:line="240" w:lineRule="auto"/>
-        <w:jc w:val="center"/>
-        <w:rPr>
-          <w:color w:val="8DB3E2" w:themeColor="text2" w:themeTint="66"/>
-          <w:lang w:val="fr-FR"/>
-        </w:rPr>
-      </w:pPr>
-      <w:r>
-        <w:rPr>
-          <w:b/>
-          <w:color w:val="8DB3E2" w:themeColor="text2" w:themeTint="66"/>
-          <w:sz w:val="28"/>
-          <w:lang w:val="fr-FR"/>
-        </w:rPr>
-        <w:t>OFFICIEL ET PROFESSIONNEL</w:t>
-      </w:r>
-    </w:p>
-    <w:p>
-      <w:pPr>
         <w:pBdr>
           <w:bottom w:val="single" w:sz="8" w:space="0" w:color="2E5496"/>
         </w:pBdr>
@@ -429,6 +410,12 @@
           <w:lang w:val="fr-FR"/>
         </w:rPr>
       </w:pPr>
+      <w:r>
+        <w:rPr>
+          <w:lang w:val="fr-FR"/>
+        </w:rPr>
+        <w:t>,</w:t>
+      </w:r>
     </w:p>
     <w:p>
       <w:pPr>
@@ -1203,7 +1190,7 @@
           </mc:Choice>
           <mc:Fallback>
             <w:pict>
-              <v:rect w14:anchorId="3387A5FE" id="Rectangle 5" o:spid="_x0000_s1026" style="position:absolute;margin-left:-1pt;margin-top:-.4pt;width:26.65pt;height:24.45pt;z-index:-251637248;visibility:visible;mso-wrap-style:square;mso-width-percent:0;mso-wrap-distance-left:9pt;mso-wrap-distance-top:0;mso-wrap-distance-right:9pt;mso-wrap-distance-bottom:0;mso-position-horizontal:absolute;mso-position-horizontal-relative:text;mso-position-vertical:absolute;mso-position-vertical-relative:text;mso-width-percent:0;mso-width-relative:margin;v-text-anchor:middle" o:gfxdata="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" fillcolor="#002060" stroked="f">
+              <v:rect w14:anchorId="1B3D7F43" id="Rectangle 5" o:spid="_x0000_s1026" style="position:absolute;margin-left:-1pt;margin-top:-.4pt;width:26.65pt;height:24.45pt;z-index:-251637248;visibility:visible;mso-wrap-style:square;mso-width-percent:0;mso-wrap-distance-left:9pt;mso-wrap-distance-top:0;mso-wrap-distance-right:9pt;mso-wrap-distance-bottom:0;mso-position-horizontal:absolute;mso-position-horizontal-relative:text;mso-position-vertical:absolute;mso-position-vertical-relative:text;mso-width-percent:0;mso-width-relative:margin;v-text-anchor:middle" o:gfxdata="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" fillcolor="#002060" stroked="f">
                 <v:shadow on="t" color="black" opacity="22937f" origin=",.5" offset="0,.63889mm"/>
               </v:rect>
             </w:pict>
@@ -1384,7 +1371,7 @@
           </mc:Choice>
           <mc:Fallback>
             <w:pict>
-              <v:rect w14:anchorId="38CCA457" id="Rectangle 5" o:spid="_x0000_s1026" style="position:absolute;margin-left:-1.2pt;margin-top:-.2pt;width:26.6pt;height:24.45pt;z-index:-251635200;visibility:visible;mso-wrap-style:square;mso-width-percent:0;mso-wrap-distance-left:9pt;mso-wrap-distance-top:0;mso-wrap-distance-right:9pt;mso-wrap-distance-bottom:0;mso-position-horizontal:absolute;mso-position-horizontal-relative:text;mso-position-vertical:absolute;mso-position-vertical-relative:text;mso-width-percent:0;mso-width-relative:margin;v-text-anchor:middle" o:gfxdata="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" fillcolor="#002060" stroked="f">
+              <v:rect w14:anchorId="2A4B142D" id="Rectangle 5" o:spid="_x0000_s1026" style="position:absolute;margin-left:-1.2pt;margin-top:-.2pt;width:26.6pt;height:24.45pt;z-index:-251635200;visibility:visible;mso-wrap-style:square;mso-width-percent:0;mso-wrap-distance-left:9pt;mso-wrap-distance-top:0;mso-wrap-distance-right:9pt;mso-wrap-distance-bottom:0;mso-position-horizontal:absolute;mso-position-horizontal-relative:text;mso-position-vertical:absolute;mso-position-vertical-relative:text;mso-width-percent:0;mso-width-relative:margin;v-text-anchor:middle" o:gfxdata="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" fillcolor="#002060" stroked="f">
                 <v:shadow on="t" color="black" opacity="22937f" origin=",.5" offset="0,.63889mm"/>
               </v:rect>
             </w:pict>
@@ -1792,7 +1779,7 @@
           </mc:Choice>
           <mc:Fallback>
             <w:pict>
-              <v:rect w14:anchorId="7ADEE7EA" id="Rectangle 5" o:spid="_x0000_s1026" style="position:absolute;margin-left:-2.25pt;margin-top:-1.05pt;width:26.6pt;height:24.45pt;z-index:-251649024;visibility:visible;mso-wrap-style:square;mso-width-percent:0;mso-wrap-distance-left:9pt;mso-wrap-distance-top:0;mso-wrap-distance-right:9pt;mso-wrap-distance-bottom:0;mso-position-horizontal:absolute;mso-position-horizontal-relative:text;mso-position-vertical:absolute;mso-position-vertical-relative:text;mso-width-percent:0;mso-width-relative:margin;v-text-anchor:middle" o:gfxdata="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" fillcolor="#002060" stroked="f">
+              <v:rect w14:anchorId="31FB7CAC" id="Rectangle 5" o:spid="_x0000_s1026" style="position:absolute;margin-left:-2.25pt;margin-top:-1.05pt;width:26.6pt;height:24.45pt;z-index:-251649024;visibility:visible;mso-wrap-style:square;mso-width-percent:0;mso-wrap-distance-left:9pt;mso-wrap-distance-top:0;mso-wrap-distance-right:9pt;mso-wrap-distance-bottom:0;mso-position-horizontal:absolute;mso-position-horizontal-relative:text;mso-position-vertical:absolute;mso-position-vertical-relative:text;mso-width-percent:0;mso-width-relative:margin;v-text-anchor:middle" o:gfxdata="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" fillcolor="#002060" stroked="f">
                 <v:shadow on="t" color="black" opacity="22937f" origin=",.5" offset="0,.63889mm"/>
               </v:rect>
             </w:pict>
@@ -1885,21 +1872,7 @@
         <w:rPr>
           <w:lang w:val="fr-FR"/>
         </w:rPr>
-        <w:t>Saisir l'adresse email professionnelle dans le champ dédié (</w:t>
-      </w:r>
-      <w:proofErr w:type="gramStart"/>
-      <w:r>
-        <w:rPr>
-          <w:lang w:val="fr-FR"/>
-        </w:rPr>
-        <w:t>ex:</w:t>
-      </w:r>
-      <w:proofErr w:type="gramEnd"/>
-      <w:r>
-        <w:rPr>
-          <w:lang w:val="fr-FR"/>
-        </w:rPr>
-        <w:t xml:space="preserve"> pierre@gmail.com).</w:t>
+        <w:t>Saisir l'adresse email professionnelle dans le champ dédié (ex: pierre@gmail.com).</w:t>
       </w:r>
     </w:p>
     <w:p>
@@ -2109,7 +2082,7 @@
           </mc:Choice>
           <mc:Fallback>
             <w:pict>
-              <v:rect w14:anchorId="4D4B35AC" id="Rectangle 5" o:spid="_x0000_s1026" style="position:absolute;margin-left:-.25pt;margin-top:-.3pt;width:26.6pt;height:24.45pt;z-index:-251646976;visibility:visible;mso-wrap-style:square;mso-width-percent:0;mso-wrap-distance-left:9pt;mso-wrap-distance-top:0;mso-wrap-distance-right:9pt;mso-wrap-distance-bottom:0;mso-position-horizontal:absolute;mso-position-horizontal-relative:text;mso-position-vertical:absolute;mso-position-vertical-relative:text;mso-width-percent:0;mso-width-relative:margin;v-text-anchor:middle" o:gfxdata="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" fillcolor="#002060" stroked="f">
+              <v:rect w14:anchorId="27600B6B" id="Rectangle 5" o:spid="_x0000_s1026" style="position:absolute;margin-left:-.25pt;margin-top:-.3pt;width:26.6pt;height:24.45pt;z-index:-251646976;visibility:visible;mso-wrap-style:square;mso-width-percent:0;mso-wrap-distance-left:9pt;mso-wrap-distance-top:0;mso-wrap-distance-right:9pt;mso-wrap-distance-bottom:0;mso-position-horizontal:absolute;mso-position-horizontal-relative:text;mso-position-vertical:absolute;mso-position-vertical-relative:text;mso-width-percent:0;mso-width-relative:margin;v-text-anchor:middle" o:gfxdata="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" fillcolor="#002060" stroked="f">
                 <v:shadow on="t" color="black" opacity="22937f" origin=",.5" offset="0,.63889mm"/>
               </v:rect>
             </w:pict>
@@ -2300,7 +2273,7 @@
           </mc:Choice>
           <mc:Fallback>
             <w:pict>
-              <v:rect w14:anchorId="5B4E89F5" id="Rectangle 5" o:spid="_x0000_s1026" style="position:absolute;margin-left:0;margin-top:-.55pt;width:26.6pt;height:24.45pt;z-index:-251644928;visibility:visible;mso-wrap-style:square;mso-width-percent:0;mso-wrap-distance-left:9pt;mso-wrap-distance-top:0;mso-wrap-distance-right:9pt;mso-wrap-distance-bottom:0;mso-position-horizontal:absolute;mso-position-horizontal-relative:text;mso-position-vertical:absolute;mso-position-vertical-relative:text;mso-width-percent:0;mso-width-relative:margin;v-text-anchor:middle" o:gfxdata="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" fillcolor="#002060" stroked="f">
+              <v:rect w14:anchorId="5E7E2095" id="Rectangle 5" o:spid="_x0000_s1026" style="position:absolute;margin-left:0;margin-top:-.55pt;width:26.6pt;height:24.45pt;z-index:-251644928;visibility:visible;mso-wrap-style:square;mso-width-percent:0;mso-wrap-distance-left:9pt;mso-wrap-distance-top:0;mso-wrap-distance-right:9pt;mso-wrap-distance-bottom:0;mso-position-horizontal:absolute;mso-position-horizontal-relative:text;mso-position-vertical:absolute;mso-position-vertical-relative:text;mso-width-percent:0;mso-width-relative:margin;v-text-anchor:middle" o:gfxdata="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" fillcolor="#002060" stroked="f">
                 <v:shadow on="t" color="black" opacity="22937f" origin=",.5" offset="0,.63889mm"/>
               </v:rect>
             </w:pict>
@@ -2570,7 +2543,7 @@
           </mc:Choice>
           <mc:Fallback>
             <w:pict>
-              <v:rect w14:anchorId="492AD6D2" id="Rectangle 5" o:spid="_x0000_s1026" style="position:absolute;margin-left:0;margin-top:-.55pt;width:26.6pt;height:24.45pt;z-index:-251642880;visibility:visible;mso-wrap-style:square;mso-width-percent:0;mso-wrap-distance-left:9pt;mso-wrap-distance-top:0;mso-wrap-distance-right:9pt;mso-wrap-distance-bottom:0;mso-position-horizontal:absolute;mso-position-horizontal-relative:text;mso-position-vertical:absolute;mso-position-vertical-relative:text;mso-width-percent:0;mso-width-relative:margin;v-text-anchor:middle" o:gfxdata="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" fillcolor="#002060" stroked="f">
+              <v:rect w14:anchorId="3828EBB3" id="Rectangle 5" o:spid="_x0000_s1026" style="position:absolute;margin-left:0;margin-top:-.55pt;width:26.6pt;height:24.45pt;z-index:-251642880;visibility:visible;mso-wrap-style:square;mso-width-percent:0;mso-wrap-distance-left:9pt;mso-wrap-distance-top:0;mso-wrap-distance-right:9pt;mso-wrap-distance-bottom:0;mso-position-horizontal:absolute;mso-position-horizontal-relative:text;mso-position-vertical:absolute;mso-position-vertical-relative:text;mso-width-percent:0;mso-width-relative:margin;v-text-anchor:middle" o:gfxdata="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" fillcolor="#002060" stroked="f">
                 <v:shadow on="t" color="black" opacity="22937f" origin=",.5" offset="0,.63889mm"/>
               </v:rect>
             </w:pict>
@@ -3752,7 +3725,7 @@
           </mc:Choice>
           <mc:Fallback>
             <w:pict>
-              <v:rect w14:anchorId="266B1C09" id="Rectangle 5" o:spid="_x0000_s1026" style="position:absolute;margin-left:0;margin-top:1.45pt;width:26.6pt;height:24.45pt;z-index:-251640832;visibility:visible;mso-wrap-style:square;mso-width-percent:0;mso-wrap-distance-left:9pt;mso-wrap-distance-top:0;mso-wrap-distance-right:9pt;mso-wrap-distance-bottom:0;mso-position-horizontal:absolute;mso-position-horizontal-relative:text;mso-position-vertical:absolute;mso-position-vertical-relative:text;mso-width-percent:0;mso-width-relative:margin;v-text-anchor:middle" o:gfxdata="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" fillcolor="#002060" stroked="f">
+              <v:rect w14:anchorId="0EC974B4" id="Rectangle 5" o:spid="_x0000_s1026" style="position:absolute;margin-left:0;margin-top:1.45pt;width:26.6pt;height:24.45pt;z-index:-251640832;visibility:visible;mso-wrap-style:square;mso-width-percent:0;mso-wrap-distance-left:9pt;mso-wrap-distance-top:0;mso-wrap-distance-right:9pt;mso-wrap-distance-bottom:0;mso-position-horizontal:absolute;mso-position-horizontal-relative:text;mso-position-vertical:absolute;mso-position-vertical-relative:text;mso-width-percent:0;mso-width-relative:margin;v-text-anchor:middle" o:gfxdata="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" fillcolor="#002060" stroked="f">
                 <v:shadow on="t" color="black" opacity="22937f" origin=",.5" offset="0,.63889mm"/>
               </v:rect>
             </w:pict>
@@ -3917,21 +3890,7 @@
         <w:rPr>
           <w:lang w:val="fr-FR"/>
         </w:rPr>
-        <w:t xml:space="preserve">Permet d'enregistrer les requêtes de congés (annuel, parental, etc.) en spécifiant l'agent, le type, la période de début et de fin ainsi qu'un motif. Les gestionnaires RH </w:t>
-      </w:r>
-      <w:proofErr w:type="gramStart"/>
-      <w:r>
-        <w:rPr>
-          <w:lang w:val="fr-FR"/>
-        </w:rPr>
-        <w:t>disposent</w:t>
-      </w:r>
-      <w:proofErr w:type="gramEnd"/>
-      <w:r>
-        <w:rPr>
-          <w:lang w:val="fr-FR"/>
-        </w:rPr>
-        <w:t xml:space="preserve"> d'actions directes pour accepter ou refuser chaque demande.</w:t>
+        <w:t>Permet d'enregistrer les requêtes de congés (annuel, parental, etc.) en spécifiant l'agent, le type, la période de début et de fin ainsi qu'un motif. Les gestionnaires RH disposent d'actions directes pour accepter ou refuser chaque demande.</w:t>
       </w:r>
     </w:p>
     <w:p>
@@ -4100,7 +4059,7 @@
           </mc:Choice>
           <mc:Fallback>
             <w:pict>
-              <v:rect w14:anchorId="030C32BF" id="Rectangle 5" o:spid="_x0000_s1026" style="position:absolute;margin-left:0;margin-top:-.8pt;width:26.6pt;height:24.45pt;z-index:-251638784;visibility:visible;mso-wrap-style:square;mso-width-percent:0;mso-wrap-distance-left:9pt;mso-wrap-distance-top:0;mso-wrap-distance-right:9pt;mso-wrap-distance-bottom:0;mso-position-horizontal:absolute;mso-position-horizontal-relative:text;mso-position-vertical:absolute;mso-position-vertical-relative:text;mso-width-percent:0;mso-width-relative:margin;v-text-anchor:middle" o:gfxdata="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" fillcolor="#002060" stroked="f">
+              <v:rect w14:anchorId="576F2F9A" id="Rectangle 5" o:spid="_x0000_s1026" style="position:absolute;margin-left:0;margin-top:-.8pt;width:26.6pt;height:24.45pt;z-index:-251638784;visibility:visible;mso-wrap-style:square;mso-width-percent:0;mso-wrap-distance-left:9pt;mso-wrap-distance-top:0;mso-wrap-distance-right:9pt;mso-wrap-distance-bottom:0;mso-position-horizontal:absolute;mso-position-horizontal-relative:text;mso-position-vertical:absolute;mso-position-vertical-relative:text;mso-width-percent:0;mso-width-relative:margin;v-text-anchor:middle" o:gfxdata="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" fillcolor="#002060" stroked="f">
                 <v:shadow on="t" color="black" opacity="22937f" origin=",.5" offset="0,.63889mm"/>
               </v:rect>
             </w:pict>
@@ -4292,7 +4251,7 @@
           </mc:Choice>
           <mc:Fallback>
             <w:pict>
-              <v:rect w14:anchorId="62454EB1" id="Rectangle 5" o:spid="_x0000_s1026" style="position:absolute;margin-left:.25pt;margin-top:-.55pt;width:26.6pt;height:24.45pt;z-index:-251636736;visibility:visible;mso-wrap-style:square;mso-width-percent:0;mso-wrap-distance-left:9pt;mso-wrap-distance-top:0;mso-wrap-distance-right:9pt;mso-wrap-distance-bottom:0;mso-position-horizontal:absolute;mso-position-horizontal-relative:text;mso-position-vertical:absolute;mso-position-vertical-relative:text;mso-width-percent:0;mso-width-relative:margin;v-text-anchor:middle" o:gfxdata="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" fillcolor="#002060" stroked="f">
+              <v:rect w14:anchorId="396C7D68" id="Rectangle 5" o:spid="_x0000_s1026" style="position:absolute;margin-left:.25pt;margin-top:-.55pt;width:26.6pt;height:24.45pt;z-index:-251636736;visibility:visible;mso-wrap-style:square;mso-width-percent:0;mso-wrap-distance-left:9pt;mso-wrap-distance-top:0;mso-wrap-distance-right:9pt;mso-wrap-distance-bottom:0;mso-position-horizontal:absolute;mso-position-horizontal-relative:text;mso-position-vertical:absolute;mso-position-vertical-relative:text;mso-width-percent:0;mso-width-relative:margin;v-text-anchor:middle" o:gfxdata="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" fillcolor="#002060" stroked="f">
                 <v:shadow on="t" color="black" opacity="22937f" origin=",.5" offset="0,.63889mm"/>
               </v:rect>
             </w:pict>
@@ -4599,7 +4558,7 @@
           </mc:Choice>
           <mc:Fallback>
             <w:pict>
-              <v:rect w14:anchorId="75AD6158" id="Rectangle 5" o:spid="_x0000_s1026" style="position:absolute;margin-left:0;margin-top:-.55pt;width:26.6pt;height:24.45pt;z-index:-251634688;visibility:visible;mso-wrap-style:square;mso-width-percent:0;mso-wrap-distance-left:9pt;mso-wrap-distance-top:0;mso-wrap-distance-right:9pt;mso-wrap-distance-bottom:0;mso-position-horizontal:absolute;mso-position-horizontal-relative:text;mso-position-vertical:absolute;mso-position-vertical-relative:text;mso-width-percent:0;mso-width-relative:margin;v-text-anchor:middle" o:gfxdata="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" fillcolor="#002060" stroked="f">
+              <v:rect w14:anchorId="58BA0FAD" id="Rectangle 5" o:spid="_x0000_s1026" style="position:absolute;margin-left:0;margin-top:-.55pt;width:26.6pt;height:24.45pt;z-index:-251634688;visibility:visible;mso-wrap-style:square;mso-width-percent:0;mso-wrap-distance-left:9pt;mso-wrap-distance-top:0;mso-wrap-distance-right:9pt;mso-wrap-distance-bottom:0;mso-position-horizontal:absolute;mso-position-horizontal-relative:text;mso-position-vertical:absolute;mso-position-vertical-relative:text;mso-width-percent:0;mso-width-relative:margin;v-text-anchor:middle" o:gfxdata="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" fillcolor="#002060" stroked="f">
                 <v:shadow on="t" color="black" opacity="22937f" origin=",.5" offset="0,.63889mm"/>
               </v:rect>
             </w:pict>
@@ -4791,7 +4750,7 @@
           </mc:Choice>
           <mc:Fallback>
             <w:pict>
-              <v:rect w14:anchorId="372B45D9" id="Rectangle 5" o:spid="_x0000_s1026" style="position:absolute;margin-left:-.25pt;margin-top:-.55pt;width:26.6pt;height:24.45pt;z-index:-251632640;visibility:visible;mso-wrap-style:square;mso-width-percent:0;mso-wrap-distance-left:9pt;mso-wrap-distance-top:0;mso-wrap-distance-right:9pt;mso-wrap-distance-bottom:0;mso-position-horizontal:absolute;mso-position-horizontal-relative:text;mso-position-vertical:absolute;mso-position-vertical-relative:text;mso-width-percent:0;mso-width-relative:margin;v-text-anchor:middle" o:gfxdata="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" fillcolor="#002060" stroked="f">
+              <v:rect w14:anchorId="130E4B19" id="Rectangle 5" o:spid="_x0000_s1026" style="position:absolute;margin-left:-.25pt;margin-top:-.55pt;width:26.6pt;height:24.45pt;z-index:-251632640;visibility:visible;mso-wrap-style:square;mso-width-percent:0;mso-wrap-distance-left:9pt;mso-wrap-distance-top:0;mso-wrap-distance-right:9pt;mso-wrap-distance-bottom:0;mso-position-horizontal:absolute;mso-position-horizontal-relative:text;mso-position-vertical:absolute;mso-position-vertical-relative:text;mso-width-percent:0;mso-width-relative:margin;v-text-anchor:middle" o:gfxdata="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" fillcolor="#002060" stroked="f">
                 <v:shadow on="t" color="black" opacity="22937f" origin=",.5" offset="0,.63889mm"/>
               </v:rect>
             </w:pict>
@@ -5044,7 +5003,7 @@
           </mc:Choice>
           <mc:Fallback>
             <w:pict>
-              <v:rect w14:anchorId="2C5D5A34" id="Rectangle 5" o:spid="_x0000_s1026" style="position:absolute;margin-left:-.5pt;margin-top:-.3pt;width:26.6pt;height:24.45pt;z-index:-251630592;visibility:visible;mso-wrap-style:square;mso-width-percent:0;mso-wrap-distance-left:9pt;mso-wrap-distance-top:0;mso-wrap-distance-right:9pt;mso-wrap-distance-bottom:0;mso-position-horizontal:absolute;mso-position-horizontal-relative:text;mso-position-vertical:absolute;mso-position-vertical-relative:text;mso-width-percent:0;mso-width-relative:margin;v-text-anchor:middle" o:gfxdata="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" fillcolor="#002060" stroked="f">
+              <v:rect w14:anchorId="37C34973" id="Rectangle 5" o:spid="_x0000_s1026" style="position:absolute;margin-left:-.5pt;margin-top:-.3pt;width:26.6pt;height:24.45pt;z-index:-251630592;visibility:visible;mso-wrap-style:square;mso-width-percent:0;mso-wrap-distance-left:9pt;mso-wrap-distance-top:0;mso-wrap-distance-right:9pt;mso-wrap-distance-bottom:0;mso-position-horizontal:absolute;mso-position-horizontal-relative:text;mso-position-vertical:absolute;mso-position-vertical-relative:text;mso-width-percent:0;mso-width-relative:margin;v-text-anchor:middle" o:gfxdata="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" fillcolor="#002060" stroked="f">
                 <v:shadow on="t" color="black" opacity="22937f" origin=",.5" offset="0,.63889mm"/>
               </v:rect>
             </w:pict>
@@ -5203,7 +5162,7 @@
           </mc:Choice>
           <mc:Fallback>
             <w:pict>
-              <v:rect w14:anchorId="5D920467" id="Rectangle 5" o:spid="_x0000_s1026" style="position:absolute;margin-left:-.5pt;margin-top:-.3pt;width:26.6pt;height:24.45pt;z-index:-251628544;visibility:visible;mso-wrap-style:square;mso-width-percent:0;mso-wrap-distance-left:9pt;mso-wrap-distance-top:0;mso-wrap-distance-right:9pt;mso-wrap-distance-bottom:0;mso-position-horizontal:absolute;mso-position-horizontal-relative:text;mso-position-vertical:absolute;mso-position-vertical-relative:text;mso-width-percent:0;mso-width-relative:margin;v-text-anchor:middle" o:gfxdata="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" fillcolor="#002060" stroked="f">
+              <v:rect w14:anchorId="201FE8C9" id="Rectangle 5" o:spid="_x0000_s1026" style="position:absolute;margin-left:-.5pt;margin-top:-.3pt;width:26.6pt;height:24.45pt;z-index:-251628544;visibility:visible;mso-wrap-style:square;mso-width-percent:0;mso-wrap-distance-left:9pt;mso-wrap-distance-top:0;mso-wrap-distance-right:9pt;mso-wrap-distance-bottom:0;mso-position-horizontal:absolute;mso-position-horizontal-relative:text;mso-position-vertical:absolute;mso-position-vertical-relative:text;mso-width-percent:0;mso-width-relative:margin;v-text-anchor:middle" o:gfxdata="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" fillcolor="#002060" stroked="f">
                 <v:shadow on="t" color="black" opacity="22937f" origin=",.5" offset="0,.63889mm"/>
               </v:rect>
             </w:pict>
@@ -5375,25 +5334,7 @@
         <w:sz w:val="17"/>
         <w:lang w:val="fr-FR"/>
       </w:rPr>
-      <w:t xml:space="preserve">Version </w:t>
-    </w:r>
-    <w:proofErr w:type="gramStart"/>
-    <w:r>
-      <w:rPr>
-        <w:color w:val="595959"/>
-        <w:sz w:val="17"/>
-        <w:lang w:val="fr-FR"/>
-      </w:rPr>
-      <w:t>1.0  |</w:t>
-    </w:r>
-    <w:proofErr w:type="gramEnd"/>
-    <w:r>
-      <w:rPr>
-        <w:color w:val="595959"/>
-        <w:sz w:val="17"/>
-        <w:lang w:val="fr-FR"/>
-      </w:rPr>
-      <w:t xml:space="preserve">  Document interne — DGRAD</w:t>
+      <w:t>Version 1.0  |  Document interne — DGRAD</w:t>
     </w:r>
     <w:r>
       <w:rPr>
@@ -5516,23 +5457,13 @@
         <w:lang w:val="fr-FR"/>
       </w:rPr>
     </w:pPr>
-    <w:proofErr w:type="gramStart"/>
     <w:r>
       <w:rPr>
         <w:color w:val="595959"/>
         <w:sz w:val="17"/>
         <w:lang w:val="fr-FR"/>
       </w:rPr>
-      <w:t>DGRAD  |</w:t>
-    </w:r>
-    <w:proofErr w:type="gramEnd"/>
-    <w:r>
-      <w:rPr>
-        <w:color w:val="595959"/>
-        <w:sz w:val="17"/>
-        <w:lang w:val="fr-FR"/>
-      </w:rPr>
-      <w:t xml:space="preserve">  Manuel d'utilisation officiel — Application GS-RH</w:t>
+      <w:t>DGRAD  |  Manuel d'utilisation officiel — Application GS-RH</w:t>
     </w:r>
   </w:p>
 </w:hdr>
